--- a/CANVAS_Dummy Project Report1.docx
+++ b/CANVAS_Dummy Project Report1.docx
@@ -1685,7 +1685,6 @@
         </w:rPr>
         <w:t xml:space="preserve"> </w:t>
       </w:r>
-      <w:proofErr w:type="spellStart"/>
       <w:r>
         <w:rPr>
           <w:spacing w:val="-2"/>
@@ -1693,7 +1692,6 @@
         </w:rPr>
         <w:t>Organisation</w:t>
       </w:r>
-      <w:proofErr w:type="spellEnd"/>
     </w:p>
     <w:p>
       <w:pPr>
@@ -2125,19 +2123,11 @@
         </w:rPr>
         <w:t xml:space="preserve">“Subject Name of Project Report” </w:t>
       </w:r>
-      <w:proofErr w:type="spellStart"/>
-      <w:r>
-        <w:rPr>
-          <w:sz w:val="28"/>
-        </w:rPr>
-        <w:t>bonafide</w:t>
-      </w:r>
-      <w:proofErr w:type="spellEnd"/>
-      <w:r>
-        <w:rPr>
-          <w:sz w:val="28"/>
-        </w:rPr>
-        <w:t xml:space="preserve"> record of the project work carried out by me during the academic</w:t>
+      <w:r>
+        <w:rPr>
+          <w:sz w:val="28"/>
+        </w:rPr>
+        <w:t>bonafide record of the project work carried out by me during the academic</w:t>
       </w:r>
       <w:r>
         <w:rPr>
@@ -6451,15 +6441,7 @@
         <w:t xml:space="preserve"> </w:t>
       </w:r>
       <w:r>
-        <w:t xml:space="preserve">of a century, Maharashtra Academy of Engineering Education and Research (MAEER)’s MIT Group of Institutions has helped realize the dreams and aspirations of thousands of students. The group has spread its wings across Maharashtra with campuses in Kothrud, Alandi, and Loni- Kalbhor within Pune, along with Latur, Talegaon, </w:t>
-      </w:r>
-      <w:proofErr w:type="spellStart"/>
-      <w:r>
-        <w:t>Ambejogai</w:t>
-      </w:r>
-      <w:proofErr w:type="spellEnd"/>
-      <w:r>
-        <w:t>, and Pandharpur.</w:t>
+        <w:t>of a century, Maharashtra Academy of Engineering Education and Research (MAEER)’s MIT Group of Institutions has helped realize the dreams and aspirations of thousands of students. The group has spread its wings across Maharashtra with campuses in Kothrud, Alandi, and Loni- Kalbhor within Pune, along with Latur, Talegaon, Ambejogai, and Pandharpur.</w:t>
       </w:r>
     </w:p>
     <w:p>
@@ -7389,43 +7371,7 @@
         <w:rPr>
           <w:spacing w:val="-2"/>
         </w:rPr>
-        <w:t>f</w:t>
-      </w:r>
-      <w:r>
-        <w:rPr>
-          <w:spacing w:val="-2"/>
-        </w:rPr>
-        <w:t>a</w:t>
-      </w:r>
-      <w:r>
-        <w:rPr>
-          <w:spacing w:val="-2"/>
-        </w:rPr>
-        <w:t>c</w:t>
-      </w:r>
-      <w:r>
-        <w:rPr>
-          <w:spacing w:val="-2"/>
-        </w:rPr>
-        <w:t>t</w:t>
-      </w:r>
-      <w:r>
-        <w:rPr>
-          <w:spacing w:val="-2"/>
-        </w:rPr>
-        <w:t>o</w:t>
-      </w:r>
-      <w:r>
-        <w:rPr>
-          <w:spacing w:val="-2"/>
-        </w:rPr>
-        <w:t>r</w:t>
-      </w:r>
-      <w:r>
-        <w:rPr>
-          <w:spacing w:val="-2"/>
-        </w:rPr>
-        <w:t>s</w:t>
+        <w:t>factors</w:t>
       </w:r>
       <w:r>
         <w:rPr>
@@ -8293,25 +8239,7 @@
         <w:rPr>
           <w:u w:val="thick"/>
         </w:rPr>
-        <w:t>C</w:t>
-      </w:r>
-      <w:r>
-        <w:rPr>
-          <w:u w:val="thick"/>
-        </w:rPr>
-        <w:t>O</w:t>
-      </w:r>
-      <w:r>
-        <w:rPr>
-          <w:u w:val="thick"/>
-        </w:rPr>
-        <w:t>L</w:t>
-      </w:r>
-      <w:r>
-        <w:rPr>
-          <w:u w:val="thick"/>
-        </w:rPr>
-        <w:t>LECTION</w:t>
+        <w:t>COLLECTION</w:t>
       </w:r>
       <w:r>
         <w:rPr>
@@ -10566,13 +10494,7 @@
         <w:rPr>
           <w:sz w:val="24"/>
         </w:rPr>
-        <w:t xml:space="preserve">Impact on </w:t>
-      </w:r>
-      <w:r>
-        <w:rPr>
-          <w:sz w:val="24"/>
-        </w:rPr>
-        <w:t>Industry:</w:t>
+        <w:t>Impact on Industry:</w:t>
       </w:r>
       <w:r>
         <w:t xml:space="preserve"> </w:t>
@@ -10620,13 +10542,7 @@
         <w:rPr>
           <w:sz w:val="24"/>
         </w:rPr>
-        <w:t>F</w:t>
-      </w:r>
-      <w:r>
-        <w:rPr>
-          <w:sz w:val="24"/>
-        </w:rPr>
-        <w:t>uture</w:t>
+        <w:t>Future</w:t>
       </w:r>
       <w:r>
         <w:rPr>
@@ -11814,6 +11730,9 @@
       <w:pPr>
         <w:pStyle w:val="Heading2"/>
         <w:ind w:left="196"/>
+        <w:rPr>
+          <w:u w:val="thick"/>
+        </w:rPr>
       </w:pPr>
       <w:r>
         <w:rPr>
@@ -11845,22 +11764,15 @@
         <w:rPr>
           <w:u w:val="thick"/>
         </w:rPr>
-        <w:t>E-BANKING</w:t>
-      </w:r>
-      <w:r>
-        <w:rPr>
-          <w:spacing w:val="-8"/>
-          <w:u w:val="thick"/>
-        </w:rPr>
-        <w:t xml:space="preserve"> </w:t>
-      </w:r>
-      <w:r>
-        <w:rPr>
-          <w:spacing w:val="-2"/>
-          <w:u w:val="thick"/>
-        </w:rPr>
-        <w:t>SYSTEM-</w:t>
-      </w:r>
+        <w:t>PULP MANUFACTURING PROCESS</w:t>
+      </w:r>
+    </w:p>
+    <w:p>
+      <w:pPr>
+        <w:pStyle w:val="Heading2"/>
+        <w:ind w:left="196"/>
+        <w:jc w:val="both"/>
+      </w:pPr>
     </w:p>
     <w:p>
       <w:pPr>
@@ -11885,77 +11797,13 @@
     <w:p>
       <w:pPr>
         <w:pStyle w:val="BodyText"/>
+      </w:pPr>
+    </w:p>
+    <w:p>
+      <w:pPr>
+        <w:pStyle w:val="BodyText"/>
         <w:spacing w:before="5"/>
       </w:pPr>
-    </w:p>
-    <w:p>
-      <w:pPr>
-        <w:pStyle w:val="Heading3"/>
-        <w:ind w:left="0" w:right="4627"/>
-        <w:jc w:val="right"/>
-        <w:rPr>
-          <w:u w:val="none"/>
-        </w:rPr>
-      </w:pPr>
-      <w:r>
-        <w:rPr>
-          <w:u w:val="thick"/>
-        </w:rPr>
-        <w:t>INTERNET</w:t>
-      </w:r>
-      <w:r>
-        <w:rPr>
-          <w:spacing w:val="-5"/>
-          <w:u w:val="thick"/>
-        </w:rPr>
-        <w:t xml:space="preserve"> </w:t>
-      </w:r>
-      <w:r>
-        <w:rPr>
-          <w:u w:val="thick"/>
-        </w:rPr>
-        <w:t>BANKING</w:t>
-      </w:r>
-      <w:r>
-        <w:rPr>
-          <w:spacing w:val="-2"/>
-          <w:u w:val="thick"/>
-        </w:rPr>
-        <w:t xml:space="preserve"> </w:t>
-      </w:r>
-      <w:r>
-        <w:rPr>
-          <w:u w:val="thick"/>
-        </w:rPr>
-        <w:t>V/S</w:t>
-      </w:r>
-      <w:r>
-        <w:rPr>
-          <w:spacing w:val="-2"/>
-          <w:u w:val="thick"/>
-        </w:rPr>
-        <w:t xml:space="preserve"> </w:t>
-      </w:r>
-      <w:r>
-        <w:rPr>
-          <w:u w:val="thick"/>
-        </w:rPr>
-        <w:t>TRADITIONAL</w:t>
-      </w:r>
-      <w:r>
-        <w:rPr>
-          <w:spacing w:val="-4"/>
-          <w:u w:val="thick"/>
-        </w:rPr>
-        <w:t xml:space="preserve"> </w:t>
-      </w:r>
-      <w:r>
-        <w:rPr>
-          <w:spacing w:val="-2"/>
-          <w:u w:val="thick"/>
-        </w:rPr>
-        <w:t>BANKING</w:t>
-      </w:r>
     </w:p>
     <w:p>
       <w:pPr>
@@ -11965,113 +11813,201 @@
         <w:jc w:val="both"/>
       </w:pPr>
       <w:r>
-        <w:t>In frightfulness of such infinite offices that Internet banking offers us, we virtually seem to believe in our traditional method for banking and are hesitant to make use of web primarily based banking. Be</w:t>
-      </w:r>
-      <w:r>
-        <w:rPr>
-          <w:spacing w:val="-1"/>
-        </w:rPr>
-        <w:t xml:space="preserve"> </w:t>
-      </w:r>
-      <w:r>
-        <w:t>that as it may, there</w:t>
-      </w:r>
-      <w:r>
-        <w:rPr>
-          <w:spacing w:val="-1"/>
-        </w:rPr>
-        <w:t xml:space="preserve"> </w:t>
-      </w:r>
-      <w:r>
-        <w:t>are</w:t>
-      </w:r>
-      <w:r>
-        <w:rPr>
-          <w:spacing w:val="-1"/>
-        </w:rPr>
-        <w:t xml:space="preserve"> </w:t>
-      </w:r>
-      <w:r>
-        <w:t>not many</w:t>
-      </w:r>
-      <w:r>
-        <w:rPr>
-          <w:spacing w:val="-5"/>
-        </w:rPr>
-        <w:t xml:space="preserve"> </w:t>
-      </w:r>
-      <w:r>
-        <w:t>conditions in which Internet banking</w:t>
-      </w:r>
-      <w:r>
-        <w:rPr>
-          <w:spacing w:val="-3"/>
-        </w:rPr>
-        <w:t xml:space="preserve"> </w:t>
-      </w:r>
-      <w:r>
-        <w:t>will go out to be a superior choice regarding putting apart your coins.</w:t>
+        <w:t>The above diagram represents the complete pulp manufacturing and paper formation process followed in a modern paper mill. The process begins with the preparation and treatment of pulp and continues through several stages of cleaning, screening, forming, and drying before the final paper product is produced. Each stage plays an important role in ensuring proper fiber formation, removal of impurities, and improvement of paper quality.</w:t>
       </w:r>
     </w:p>
     <w:p>
       <w:pPr>
         <w:pStyle w:val="BodyText"/>
         <w:spacing w:before="271"/>
-        <w:ind w:left="1135" w:right="1416" w:hanging="3"/>
+        <w:ind w:left="1135" w:right="1418" w:hanging="3"/>
         <w:jc w:val="both"/>
       </w:pPr>
       <w:r>
-        <w:t>'Stop installment' achieved via Internet banking might not cost any extra prices however</w:t>
-      </w:r>
-      <w:r>
-        <w:rPr>
-          <w:spacing w:val="40"/>
-        </w:rPr>
-        <w:t xml:space="preserve"> </w:t>
-      </w:r>
-      <w:r>
-        <w:t>whilst done via the branch, the financial institution would possibly charge you PRs 50 for every take a look at similarly to the assist rate. Through Internet banking, you can genuinely have a look at your exchanges every time of the day, and however in many instances as you want to. Then once more, in a traditional approach, you get quarterly</w:t>
-      </w:r>
-      <w:r>
-        <w:rPr>
-          <w:spacing w:val="40"/>
-        </w:rPr>
-        <w:t xml:space="preserve"> </w:t>
-      </w:r>
-      <w:r>
-        <w:t>factors from the bank and on the off chance that you call for an announcement at your necessary time, it'd become a high-priced assignment. The branch would possibly</w:t>
-      </w:r>
-      <w:r>
-        <w:t xml:space="preserve"> charge you Rs 25 for each page, which incorporates simply 30 exchanges. Also, the financial institution office could require eight days to convey it extremely near home. In the event that the asset move must be made outstation, where the bank does not have a department, the bank might request outstation expenses. While with the help of web primarily based banking, it'll be absolutely unfastened for you. According to the Internet and Mobile Association of India's file on web based total banking 2006, "There</w:t>
-      </w:r>
-      <w:r>
-        <w:t xml:space="preserve"> are many advantages of web primarily based banking. It is helpful that</w:t>
-      </w:r>
-      <w:r>
-        <w:rPr>
-          <w:spacing w:val="40"/>
-        </w:rPr>
-        <w:t xml:space="preserve"> </w:t>
-      </w:r>
-      <w:r>
-        <w:t>it isn't restricted by way of purposeful timings, there are no topographical barriers and the administrations may be provided at a miniscule price."</w:t>
-      </w:r>
-    </w:p>
-    <w:p>
-      <w:pPr>
-        <w:pStyle w:val="BodyText"/>
-        <w:spacing w:before="4"/>
-      </w:pPr>
-    </w:p>
-    <w:p>
-      <w:pPr>
-        <w:pStyle w:val="BodyText"/>
-        <w:ind w:left="1135" w:right="1428" w:hanging="3"/>
+        <w:t xml:space="preserve">Initially, prepared pulp is transferred to the </w:t>
+      </w:r>
+      <w:r>
+        <w:rPr>
+          <w:b/>
+          <w:bCs/>
+        </w:rPr>
+        <w:t>blend chest</w:t>
+      </w:r>
+      <w:r>
+        <w:t xml:space="preserve">, where different types of pulp are mixed uniformly to achieve the desired consistency and quality. From the blend chest, the pulp moves to the </w:t>
+      </w:r>
+      <w:r>
+        <w:rPr>
+          <w:b/>
+          <w:bCs/>
+        </w:rPr>
+        <w:t>machine chest</w:t>
+      </w:r>
+      <w:r>
+        <w:t>, which regulates the continuous supply of pulp to the paper machine.</w:t>
+      </w:r>
+    </w:p>
+    <w:p>
+      <w:pPr>
+        <w:pStyle w:val="BodyText"/>
+        <w:spacing w:before="271"/>
+        <w:ind w:left="1135" w:right="1418" w:hanging="3"/>
         <w:jc w:val="both"/>
       </w:pPr>
       <w:r>
-        <w:t>Internet banking and traditional banking are two distinct approaches to providing financial services. Here's a comparison between the two:</w:t>
-      </w:r>
+        <w:t xml:space="preserve">The pulp slurry then enters the </w:t>
+      </w:r>
+      <w:r>
+        <w:rPr>
+          <w:b/>
+          <w:bCs/>
+        </w:rPr>
+        <w:t>wire pit</w:t>
+      </w:r>
+      <w:r>
+        <w:t xml:space="preserve">, where consistency control takes place before further purification. After this stage, the pulp passes through </w:t>
+      </w:r>
+      <w:r>
+        <w:rPr>
+          <w:b/>
+          <w:bCs/>
+        </w:rPr>
+        <w:t>cleaners</w:t>
+      </w:r>
+      <w:r>
+        <w:t>, which remove heavy contaminants such as sand, metal particles, and other unwanted materials. This cleaning process improves fiber purity and protects machinery from damage.</w:t>
+      </w:r>
+    </w:p>
+    <w:p>
+      <w:pPr>
+        <w:pStyle w:val="BodyText"/>
+        <w:spacing w:before="271"/>
+        <w:ind w:left="1135" w:right="1418" w:hanging="3"/>
+        <w:jc w:val="both"/>
+      </w:pPr>
+      <w:r>
+        <w:t xml:space="preserve">Next, the pulp flows into the </w:t>
+      </w:r>
+      <w:r>
+        <w:rPr>
+          <w:b/>
+          <w:bCs/>
+        </w:rPr>
+        <w:t>deaerator</w:t>
+      </w:r>
+      <w:r>
+        <w:t xml:space="preserve">, where trapped air bubbles are removed. Removing air is essential because air pockets can affect sheet formation and reduce paper strength. The pulp then undergoes </w:t>
+      </w:r>
+      <w:r>
+        <w:rPr>
+          <w:b/>
+          <w:bCs/>
+        </w:rPr>
+        <w:t>screening</w:t>
+      </w:r>
+      <w:r>
+        <w:t>, where fine screens eliminate remaining impurities and oversized particles to ensure uniform fiber distribution.</w:t>
+      </w:r>
+    </w:p>
+    <w:p>
+      <w:pPr>
+        <w:pStyle w:val="BodyText"/>
+        <w:spacing w:before="271"/>
+        <w:ind w:left="1135" w:right="1418" w:hanging="3"/>
+        <w:jc w:val="both"/>
+      </w:pPr>
+      <w:r>
+        <w:t xml:space="preserve">After screening, the pulp is delivered to the </w:t>
+      </w:r>
+      <w:r>
+        <w:rPr>
+          <w:b/>
+          <w:bCs/>
+        </w:rPr>
+        <w:t>headbox</w:t>
+      </w:r>
+      <w:r>
+        <w:t>, a critical component that distributes pulp evenly across the width of the paper machine. Uniform distribution ensures consistent paper thickness and smooth surface quality.</w:t>
+      </w:r>
+    </w:p>
+    <w:p>
+      <w:pPr>
+        <w:pStyle w:val="BodyText"/>
+        <w:spacing w:before="271"/>
+        <w:ind w:left="1135" w:right="1418" w:hanging="3"/>
+        <w:jc w:val="both"/>
+      </w:pPr>
+      <w:r>
+        <w:t xml:space="preserve">The pulp slurry is then spread onto the </w:t>
+      </w:r>
+      <w:r>
+        <w:rPr>
+          <w:b/>
+          <w:bCs/>
+        </w:rPr>
+        <w:t>forming wires</w:t>
+      </w:r>
+      <w:r>
+        <w:t>, where water begins to drain and fibers start bonding together to form a continuous paper sheet. Excess water removed during this stage is collected and reused through the white water system, improving resource efficiency.</w:t>
+      </w:r>
+    </w:p>
+    <w:p>
+      <w:pPr>
+        <w:pStyle w:val="BodyText"/>
+        <w:spacing w:before="271"/>
+        <w:ind w:left="1135" w:right="1418" w:hanging="3"/>
+        <w:jc w:val="both"/>
+      </w:pPr>
+      <w:r>
+        <w:t xml:space="preserve">The partially formed sheet moves to the </w:t>
+      </w:r>
+      <w:r>
+        <w:rPr>
+          <w:b/>
+          <w:bCs/>
+        </w:rPr>
+        <w:t>pressing and drying section</w:t>
+      </w:r>
+      <w:r>
+        <w:t>, where mechanical pressure and controlled heating remove remaining moisture. This stage increases paper strength, improves surface finish, and prepares the sheet for final use.</w:t>
+      </w:r>
+    </w:p>
+    <w:p>
+      <w:pPr>
+        <w:pStyle w:val="BodyText"/>
+        <w:spacing w:before="271"/>
+        <w:ind w:left="1135" w:right="1418" w:hanging="3"/>
+        <w:jc w:val="both"/>
+      </w:pPr>
+      <w:r>
+        <w:t xml:space="preserve">Finally, the finished </w:t>
+      </w:r>
+      <w:r>
+        <w:rPr>
+          <w:b/>
+          <w:bCs/>
+        </w:rPr>
+        <w:t>paper</w:t>
+      </w:r>
+      <w:r>
+        <w:t xml:space="preserve"> is produced, while waste or rejected fibers are redirected to the </w:t>
+      </w:r>
+      <w:r>
+        <w:rPr>
+          <w:b/>
+          <w:bCs/>
+        </w:rPr>
+        <w:t>broke system</w:t>
+      </w:r>
+      <w:r>
+        <w:t xml:space="preserve"> for recycling back into the process, ensuring minimal material loss and sustainable production.</w:t>
+      </w:r>
+    </w:p>
+    <w:p>
+      <w:pPr>
+        <w:pStyle w:val="BodyText"/>
+        <w:jc w:val="both"/>
+      </w:pPr>
     </w:p>
     <w:p>
       <w:pPr>
@@ -12083,6 +12019,50 @@
           <w:cols w:space="720"/>
         </w:sectPr>
       </w:pPr>
+    </w:p>
+    <w:p>
+      <w:pPr>
+        <w:pStyle w:val="BodyText"/>
+        <w:spacing w:before="133"/>
+        <w:jc w:val="both"/>
+      </w:pPr>
+    </w:p>
+    <w:p>
+      <w:pPr>
+        <w:pStyle w:val="Heading3"/>
+        <w:ind w:left="1440" w:right="4627"/>
+        <w:jc w:val="both"/>
+      </w:pPr>
+      <w:r>
+        <w:rPr>
+          <w:spacing w:val="-2"/>
+        </w:rPr>
+        <w:t xml:space="preserve">PULP MANUFACTURING PROCESS V/S </w:t>
+      </w:r>
+      <w:r>
+        <w:rPr>
+          <w:spacing w:val="-2"/>
+        </w:rPr>
+        <w:t xml:space="preserve">    </w:t>
+      </w:r>
+      <w:r>
+        <w:rPr>
+          <w:spacing w:val="-2"/>
+        </w:rPr>
+        <w:t xml:space="preserve">TRADITIONAL </w:t>
+      </w:r>
+      <w:r>
+        <w:rPr>
+          <w:spacing w:val="-2"/>
+        </w:rPr>
+        <w:t xml:space="preserve"> </w:t>
+      </w:r>
+      <w:r>
+        <w:rPr>
+          <w:spacing w:val="-2"/>
+        </w:rPr>
+        <w:t>PAPER PRODUCTION METHODS</w:t>
+      </w:r>
     </w:p>
     <w:p>
       <w:pPr>
@@ -12110,7 +12090,19 @@
         <w:rPr>
           <w:sz w:val="24"/>
         </w:rPr>
-        <w:t>Accessibility: Internet banking allows customers to access their accounts and perform banking transactions anytime and anywhere with an internet connection. Traditional banking requires customers to physically visit bank branches during specified hours of operation.</w:t>
+        <w:t>Process Efficiency</w:t>
+      </w:r>
+      <w:r>
+        <w:rPr>
+          <w:sz w:val="24"/>
+        </w:rPr>
+        <w:t xml:space="preserve">: </w:t>
+      </w:r>
+      <w:r>
+        <w:rPr>
+          <w:sz w:val="24"/>
+        </w:rPr>
+        <w:t>Modern pulp manufacturing uses automated machinery and continuous processing systems, enabling large-scale production with consistent quality. Traditional methods were slower and depended largely on manual handling.</w:t>
       </w:r>
     </w:p>
     <w:p>
@@ -12719,7 +12711,14 @@
         <w:rPr>
           <w:sz w:val="24"/>
         </w:rPr>
-        <w:t>universities. It might get and solution to client's questions via electronic mail;</w:t>
+        <w:t xml:space="preserve">universities. It </w:t>
+      </w:r>
+      <w:r>
+        <w:rPr>
+          <w:sz w:val="24"/>
+        </w:rPr>
+        <w:lastRenderedPageBreak/>
+        <w:t>might get and solution to client's questions via electronic mail;</w:t>
       </w:r>
     </w:p>
     <w:p>
@@ -12865,13 +12864,7 @@
         <w:rPr>
           <w:sz w:val="24"/>
         </w:rPr>
-        <w:t>varieties of Internet banking administration the consumer or by using new banks who carry banking management essentially thru Internet or differen</w:t>
-      </w:r>
-      <w:r>
-        <w:rPr>
-          <w:sz w:val="24"/>
-        </w:rPr>
-        <w:t>t digital association channels as the worth brought administrations. An element of those banks are referred to as 'Virtual' banks or 'Web just' banks and might not have real presence in that frame of thought regardless of imparting one of a kind financial administrations.</w:t>
+        <w:t>varieties of Internet banking administration the consumer or by using new banks who carry banking management essentially thru Internet or different digital association channels as the worth brought administrations. An element of those banks are referred to as 'Virtual' banks or 'Web just' banks and might not have real presence in that frame of thought regardless of imparting one of a kind financial administrations.</w:t>
       </w:r>
     </w:p>
     <w:p>
@@ -15510,15 +15503,7 @@
         <w:jc w:val="both"/>
       </w:pPr>
       <w:r>
-        <w:t xml:space="preserve">Individually financial institutions have the-united states of </w:t>
-      </w:r>
-      <w:proofErr w:type="spellStart"/>
-      <w:r>
-        <w:t>america</w:t>
-      </w:r>
-      <w:proofErr w:type="spellEnd"/>
-      <w:r>
-        <w:t xml:space="preserve"> with extraordinary carrier companies, expert co-ops and coverage business enterprise, the country</w:t>
+        <w:t>Individually financial institutions have the-united states of america with extraordinary carrier companies, expert co-ops and coverage business enterprise, the country</w:t>
       </w:r>
       <w:r>
         <w:rPr>
@@ -15527,10 +15512,7 @@
         <w:t xml:space="preserve"> </w:t>
       </w:r>
       <w:r>
-        <w:t>over. It works with the installment of power and contact payments, cellular telephone, Visa and coverage fee payments. To cowl bills, a primary one-time enlistment for every biller is to be finished. Standing directions may be set, on-line to cover repeating payments, obviously. One-Time upstanding steerage will guarantee that invoice installments do not get postponed due to absence of time. Most intere</w:t>
-      </w:r>
-      <w:r>
-        <w:t>stingly, the financial institution would not fee shoppers for on- line bill installment.</w:t>
+        <w:t>over. It works with the installment of power and contact payments, cellular telephone, Visa and coverage fee payments. To cowl bills, a primary one-time enlistment for every biller is to be finished. Standing directions may be set, on-line to cover repeating payments, obviously. One-Time upstanding steerage will guarantee that invoice installments do not get postponed due to absence of time. Most interestingly, the financial institution would not fee shoppers for on- line bill installment.</w:t>
       </w:r>
     </w:p>
     <w:p>
@@ -15618,11 +15600,9 @@
         </w:rPr>
         <w:t xml:space="preserve"> </w:t>
       </w:r>
-      <w:proofErr w:type="spellStart"/>
       <w:r>
         <w:t>america</w:t>
       </w:r>
-      <w:proofErr w:type="spellEnd"/>
       <w:r>
         <w:rPr>
           <w:spacing w:val="-2"/>
@@ -15734,15 +15714,7 @@
         <w:jc w:val="both"/>
       </w:pPr>
       <w:r>
-        <w:t xml:space="preserve">Credit card users have loads in keep. With Internet banking, clients </w:t>
-      </w:r>
-      <w:proofErr w:type="spellStart"/>
-      <w:r>
-        <w:t>can not</w:t>
-      </w:r>
-      <w:proofErr w:type="spellEnd"/>
-      <w:r>
-        <w:t xml:space="preserve"> simply pay their credit score card bills online but additionally get a mortgage on their cards. Not simply this, they also can observe for an extra card, request a credit score line increase and God forbid if you lose your credit score card, you may record a misplaced card on-line.</w:t>
+        <w:t>Credit card users have loads in keep. With Internet banking, clients can not simply pay their credit score card bills online but additionally get a mortgage on their cards. Not simply this, they also can observe for an extra card, request a credit score line increase and God forbid if you lose your credit score card, you may record a misplaced card on-line.</w:t>
       </w:r>
     </w:p>
     <w:p>
@@ -15779,23 +15751,7 @@
         <w:jc w:val="both"/>
       </w:pPr>
       <w:r>
-        <w:t xml:space="preserve">This is something that might be a hobby for all the </w:t>
-      </w:r>
-      <w:proofErr w:type="spellStart"/>
-      <w:r>
-        <w:t>aam</w:t>
-      </w:r>
-      <w:proofErr w:type="spellEnd"/>
-      <w:r>
-        <w:t xml:space="preserve"> </w:t>
-      </w:r>
-      <w:proofErr w:type="spellStart"/>
-      <w:r>
-        <w:t>janta</w:t>
-      </w:r>
-      <w:proofErr w:type="spellEnd"/>
-      <w:r>
-        <w:t>.</w:t>
+        <w:t>This is something that might be a hobby for all the aam janta.</w:t>
       </w:r>
       <w:r>
         <w:rPr>
@@ -16159,15 +16115,7 @@
         <w:t xml:space="preserve"> </w:t>
       </w:r>
       <w:r>
-        <w:t xml:space="preserve">banking services, making it challenging to perform transactions or access account information when needed. System downtime can occur due to maintenance, server issues, or </w:t>
-      </w:r>
-      <w:proofErr w:type="spellStart"/>
-      <w:r>
-        <w:t>cyber attacks</w:t>
-      </w:r>
-      <w:proofErr w:type="spellEnd"/>
-      <w:r>
-        <w:t>, causing inconvenience and potentially impacting financial transactions.</w:t>
+        <w:t>banking services, making it challenging to perform transactions or access account information when needed. System downtime can occur due to maintenance, server issues, or cyber attacks, causing inconvenience and potentially impacting financial transactions.</w:t>
       </w:r>
     </w:p>
     <w:p>
@@ -17562,23 +17510,7 @@
         <w:ind w:left="1135" w:right="1454" w:hanging="3"/>
       </w:pPr>
       <w:r>
-        <w:t xml:space="preserve">Majority of bank accounts are held in SBI bank and least is held with </w:t>
-      </w:r>
-      <w:proofErr w:type="spellStart"/>
-      <w:r>
-        <w:t>bandhan</w:t>
-      </w:r>
-      <w:proofErr w:type="spellEnd"/>
-      <w:r>
-        <w:t xml:space="preserve"> bank thus, we can say that </w:t>
-      </w:r>
-      <w:proofErr w:type="spellStart"/>
-      <w:r>
-        <w:t>sbi</w:t>
-      </w:r>
-      <w:proofErr w:type="spellEnd"/>
-      <w:r>
-        <w:t xml:space="preserve"> provides best e banking services than any other bank.</w:t>
+        <w:t>Majority of bank accounts are held in SBI bank and least is held with bandhan bank thus, we can say that sbi provides best e banking services than any other bank.</w:t>
       </w:r>
     </w:p>
     <w:p>
@@ -18072,11 +18004,9 @@
         </w:rPr>
         <w:t xml:space="preserve"> </w:t>
       </w:r>
-      <w:proofErr w:type="spellStart"/>
       <w:r>
         <w:t>ebanking</w:t>
       </w:r>
-      <w:proofErr w:type="spellEnd"/>
       <w:r>
         <w:rPr>
           <w:spacing w:val="29"/>
@@ -20692,8 +20622,6 @@
       </w:r>
       <w:r>
         <w:tab/>
-      </w:r>
-      <w:r>
         <w:t>2) 2</w:t>
       </w:r>
       <w:r>

--- a/CANVAS_Dummy Project Report1.docx
+++ b/CANVAS_Dummy Project Report1.docx
@@ -80,24 +80,8 @@
       <w:r>
         <w:rPr>
           <w:color w:val="000000"/>
-          <w:highlight w:val="lightGray"/>
-        </w:rPr>
-        <w:t>“</w:t>
-      </w:r>
-      <w:r>
-        <w:rPr>
-          <w:color w:val="000000"/>
-          <w:highlight w:val="lightGray"/>
         </w:rPr>
         <w:t>Pulp Manufacturing Process in a Paper Mill</w:t>
-      </w:r>
-      <w:r>
-        <w:rPr>
-          <w:color w:val="000000"/>
-          <w:spacing w:val="-2"/>
-          <w:highlight w:val="lightGray"/>
-        </w:rPr>
-        <w:t>”</w:t>
       </w:r>
     </w:p>
     <w:p>
@@ -129,6 +113,7 @@
       <w:pPr>
         <w:pStyle w:val="BodyText"/>
         <w:spacing w:before="1"/>
+        <w:jc w:val="center"/>
         <w:rPr>
           <w:b/>
           <w:sz w:val="28"/>
@@ -293,6 +278,7 @@
     <w:p>
       <w:pPr>
         <w:pStyle w:val="BodyText"/>
+        <w:jc w:val="center"/>
         <w:rPr>
           <w:b/>
           <w:sz w:val="32"/>
@@ -303,6 +289,7 @@
       <w:pPr>
         <w:pStyle w:val="BodyText"/>
         <w:spacing w:before="64"/>
+        <w:jc w:val="center"/>
         <w:rPr>
           <w:b/>
           <w:sz w:val="32"/>
@@ -318,58 +305,15 @@
           <w:sz w:val="32"/>
         </w:rPr>
       </w:pPr>
-      <w:r>
-        <w:rPr>
-          <w:b/>
-          <w:color w:val="000000"/>
-          <w:sz w:val="32"/>
-          <w:highlight w:val="lightGray"/>
-          <w:u w:val="single"/>
-        </w:rPr>
-        <w:t>“Enrolled</w:t>
-      </w:r>
-      <w:r>
-        <w:rPr>
-          <w:b/>
-          <w:color w:val="000000"/>
-          <w:spacing w:val="-16"/>
-          <w:sz w:val="32"/>
-          <w:highlight w:val="lightGray"/>
-          <w:u w:val="single"/>
-        </w:rPr>
-        <w:t xml:space="preserve"> </w:t>
-      </w:r>
-      <w:r>
-        <w:rPr>
-          <w:b/>
-          <w:color w:val="000000"/>
-          <w:sz w:val="32"/>
-          <w:highlight w:val="lightGray"/>
-          <w:u w:val="single"/>
-        </w:rPr>
-        <w:t>Course</w:t>
-      </w:r>
-      <w:r>
-        <w:rPr>
-          <w:b/>
-          <w:color w:val="000000"/>
-          <w:spacing w:val="-14"/>
-          <w:sz w:val="32"/>
-          <w:highlight w:val="lightGray"/>
-          <w:u w:val="single"/>
-        </w:rPr>
-        <w:t xml:space="preserve"> </w:t>
-      </w:r>
       <w:r>
         <w:rPr>
           <w:b/>
           <w:color w:val="000000"/>
           <w:spacing w:val="-4"/>
           <w:sz w:val="32"/>
-          <w:highlight w:val="lightGray"/>
           <w:u w:val="single"/>
         </w:rPr>
-        <w:t>Name”</w:t>
+        <w:t>MBA in Operations Management</w:t>
       </w:r>
     </w:p>
     <w:p>
@@ -450,6 +394,7 @@
       <w:pPr>
         <w:pStyle w:val="BodyText"/>
         <w:spacing w:before="225"/>
+        <w:jc w:val="center"/>
         <w:rPr>
           <w:b/>
           <w:sz w:val="28"/>
@@ -622,6 +567,7 @@
     <w:p>
       <w:pPr>
         <w:pStyle w:val="BodyText"/>
+        <w:jc w:val="center"/>
         <w:rPr>
           <w:b/>
           <w:sz w:val="28"/>
@@ -632,6 +578,7 @@
       <w:pPr>
         <w:pStyle w:val="BodyText"/>
         <w:spacing w:before="256"/>
+        <w:jc w:val="center"/>
         <w:rPr>
           <w:b/>
           <w:sz w:val="28"/>
@@ -677,41 +624,9 @@
           <w:b/>
           <w:color w:val="000000"/>
           <w:sz w:val="32"/>
-          <w:highlight w:val="lightGray"/>
-          <w:u w:val="single"/>
-        </w:rPr>
-        <w:t>“</w:t>
-      </w:r>
-      <w:r>
-        <w:rPr>
-          <w:b/>
-          <w:color w:val="000000"/>
-          <w:sz w:val="32"/>
-          <w:highlight w:val="lightGray"/>
-          <w:u w:val="single"/>
         </w:rPr>
         <w:t>Amod Kumar Singh</w:t>
       </w:r>
-      <w:r>
-        <w:rPr>
-          <w:b/>
-          <w:color w:val="000000"/>
-          <w:spacing w:val="-2"/>
-          <w:sz w:val="32"/>
-          <w:highlight w:val="lightGray"/>
-          <w:u w:val="single"/>
-        </w:rPr>
-        <w:t>”</w:t>
-      </w:r>
-    </w:p>
-    <w:p>
-      <w:pPr>
-        <w:pStyle w:val="BodyText"/>
-        <w:rPr>
-          <w:b/>
-          <w:sz w:val="28"/>
-        </w:rPr>
-      </w:pPr>
     </w:p>
     <w:p>
       <w:pPr>
@@ -726,6 +641,7 @@
       <w:pPr>
         <w:pStyle w:val="BodyText"/>
         <w:spacing w:before="89"/>
+        <w:jc w:val="center"/>
         <w:rPr>
           <w:b/>
           <w:sz w:val="28"/>
@@ -799,15 +715,25 @@
           <w:spacing w:val="-2"/>
           <w:w w:val="90"/>
           <w:sz w:val="28"/>
-          <w:highlight w:val="lightGray"/>
-        </w:rPr>
-        <w:t>MIT202312345</w:t>
+        </w:rPr>
+        <w:t>MIT2023</w:t>
+      </w:r>
+      <w:r>
+        <w:rPr>
+          <w:b/>
+          <w:color w:val="000000"/>
+          <w:spacing w:val="-2"/>
+          <w:w w:val="90"/>
+          <w:sz w:val="28"/>
+        </w:rPr>
+        <w:t>E02618</w:t>
       </w:r>
     </w:p>
     <w:p>
       <w:pPr>
         <w:pStyle w:val="BodyText"/>
         <w:spacing w:before="274"/>
+        <w:jc w:val="center"/>
         <w:rPr>
           <w:b/>
           <w:sz w:val="28"/>
@@ -818,13 +744,78 @@
       <w:pPr>
         <w:pStyle w:val="Heading1"/>
         <w:ind w:left="1224" w:right="0"/>
-        <w:jc w:val="left"/>
+        <w:rPr>
+          <w:spacing w:val="-3"/>
+        </w:rPr>
+      </w:pPr>
+      <w:r>
+        <w:t>MIT</w:t>
+      </w:r>
+      <w:r>
+        <w:rPr>
+          <w:spacing w:val="-11"/>
+        </w:rPr>
+        <w:t xml:space="preserve"> </w:t>
+      </w:r>
+      <w:r>
+        <w:t>SCHOOL</w:t>
+      </w:r>
+      <w:r>
+        <w:rPr>
+          <w:spacing w:val="-7"/>
+        </w:rPr>
+        <w:t xml:space="preserve"> </w:t>
+      </w:r>
+      <w:r>
+        <w:t>OF</w:t>
+      </w:r>
+      <w:r>
+        <w:rPr>
+          <w:spacing w:val="-13"/>
+        </w:rPr>
+        <w:t xml:space="preserve"> </w:t>
+      </w:r>
+      <w:r>
+        <w:t>DISTANCE</w:t>
+      </w:r>
+      <w:r>
+        <w:rPr>
+          <w:spacing w:val="-11"/>
+        </w:rPr>
+        <w:t xml:space="preserve"> </w:t>
+      </w:r>
+      <w:r>
+        <w:t>EDUCATION</w:t>
+      </w:r>
+    </w:p>
+    <w:p>
+      <w:pPr>
+        <w:pStyle w:val="Heading1"/>
+        <w:ind w:left="1224" w:right="0"/>
         <w:rPr>
           <w:u w:val="none"/>
         </w:rPr>
       </w:pPr>
       <w:r>
-        <w:t>MIT</w:t>
+        <w:t>PUNE</w:t>
+      </w:r>
+      <w:r>
+        <w:rPr>
+          <w:spacing w:val="-8"/>
+        </w:rPr>
+        <w:t xml:space="preserve"> </w:t>
+      </w:r>
+      <w:r>
+        <w:t>-</w:t>
+      </w:r>
+      <w:r>
+        <w:rPr>
+          <w:spacing w:val="-15"/>
+        </w:rPr>
+        <w:t xml:space="preserve"> </w:t>
+      </w:r>
+      <w:r>
+        <w:t>411</w:t>
       </w:r>
       <w:r>
         <w:rPr>
@@ -833,69 +824,6 @@
         <w:t xml:space="preserve"> </w:t>
       </w:r>
       <w:r>
-        <w:t>SCHOOL</w:t>
-      </w:r>
-      <w:r>
-        <w:rPr>
-          <w:spacing w:val="-7"/>
-        </w:rPr>
-        <w:t xml:space="preserve"> </w:t>
-      </w:r>
-      <w:r>
-        <w:t>OF</w:t>
-      </w:r>
-      <w:r>
-        <w:rPr>
-          <w:spacing w:val="-13"/>
-        </w:rPr>
-        <w:t xml:space="preserve"> </w:t>
-      </w:r>
-      <w:r>
-        <w:t>DISTANCE</w:t>
-      </w:r>
-      <w:r>
-        <w:rPr>
-          <w:spacing w:val="-11"/>
-        </w:rPr>
-        <w:t xml:space="preserve"> </w:t>
-      </w:r>
-      <w:r>
-        <w:t>EDUCATION</w:t>
-      </w:r>
-      <w:r>
-        <w:rPr>
-          <w:spacing w:val="-3"/>
-        </w:rPr>
-        <w:t xml:space="preserve"> </w:t>
-      </w:r>
-      <w:r>
-        <w:t>PUNE</w:t>
-      </w:r>
-      <w:r>
-        <w:rPr>
-          <w:spacing w:val="-8"/>
-        </w:rPr>
-        <w:t xml:space="preserve"> </w:t>
-      </w:r>
-      <w:r>
-        <w:t>-</w:t>
-      </w:r>
-      <w:r>
-        <w:rPr>
-          <w:spacing w:val="-15"/>
-        </w:rPr>
-        <w:t xml:space="preserve"> </w:t>
-      </w:r>
-      <w:r>
-        <w:t>411</w:t>
-      </w:r>
-      <w:r>
-        <w:rPr>
-          <w:spacing w:val="-11"/>
-        </w:rPr>
-        <w:t xml:space="preserve"> </w:t>
-      </w:r>
-      <w:r>
         <w:rPr>
           <w:spacing w:val="-5"/>
         </w:rPr>
@@ -906,6 +834,7 @@
       <w:pPr>
         <w:pStyle w:val="BodyText"/>
         <w:spacing w:before="127"/>
+        <w:jc w:val="center"/>
         <w:rPr>
           <w:b/>
           <w:sz w:val="28"/>
@@ -966,6 +895,7 @@
     <w:p>
       <w:pPr>
         <w:pStyle w:val="Heading2"/>
+        <w:jc w:val="left"/>
         <w:sectPr>
           <w:headerReference w:type="default" r:id="rId8"/>
           <w:footerReference w:type="default" r:id="rId9"/>
@@ -979,267 +909,6 @@
     </w:p>
     <w:p>
       <w:pPr>
-        <w:spacing w:before="75"/>
-        <w:ind w:left="4179" w:right="1857" w:hanging="2749"/>
-        <w:rPr>
-          <w:b/>
-          <w:sz w:val="32"/>
-        </w:rPr>
-      </w:pPr>
-      <w:r>
-        <w:rPr>
-          <w:b/>
-          <w:color w:val="000000"/>
-          <w:sz w:val="32"/>
-          <w:highlight w:val="lightGray"/>
-          <w:u w:val="single"/>
-        </w:rPr>
-        <w:lastRenderedPageBreak/>
-        <w:t>Exempt</w:t>
-      </w:r>
-      <w:r>
-        <w:rPr>
-          <w:b/>
-          <w:color w:val="000000"/>
-          <w:spacing w:val="-2"/>
-          <w:sz w:val="32"/>
-          <w:highlight w:val="lightGray"/>
-          <w:u w:val="single"/>
-        </w:rPr>
-        <w:t xml:space="preserve"> </w:t>
-      </w:r>
-      <w:r>
-        <w:rPr>
-          <w:b/>
-          <w:color w:val="000000"/>
-          <w:sz w:val="32"/>
-          <w:highlight w:val="lightGray"/>
-          <w:u w:val="single"/>
-        </w:rPr>
-        <w:t>Certificate</w:t>
-      </w:r>
-      <w:r>
-        <w:rPr>
-          <w:b/>
-          <w:color w:val="000000"/>
-          <w:spacing w:val="-3"/>
-          <w:sz w:val="32"/>
-          <w:highlight w:val="lightGray"/>
-          <w:u w:val="single"/>
-        </w:rPr>
-        <w:t xml:space="preserve"> </w:t>
-      </w:r>
-      <w:r>
-        <w:rPr>
-          <w:b/>
-          <w:color w:val="000000"/>
-          <w:sz w:val="32"/>
-          <w:highlight w:val="lightGray"/>
-          <w:u w:val="single"/>
-        </w:rPr>
-        <w:t>-</w:t>
-      </w:r>
-      <w:r>
-        <w:rPr>
-          <w:b/>
-          <w:color w:val="000000"/>
-          <w:spacing w:val="-3"/>
-          <w:sz w:val="32"/>
-          <w:highlight w:val="lightGray"/>
-          <w:u w:val="single"/>
-        </w:rPr>
-        <w:t xml:space="preserve"> </w:t>
-      </w:r>
-      <w:r>
-        <w:rPr>
-          <w:b/>
-          <w:color w:val="000000"/>
-          <w:sz w:val="32"/>
-          <w:highlight w:val="lightGray"/>
-          <w:u w:val="single"/>
-        </w:rPr>
-        <w:t>If</w:t>
-      </w:r>
-      <w:r>
-        <w:rPr>
-          <w:b/>
-          <w:color w:val="000000"/>
-          <w:spacing w:val="-4"/>
-          <w:sz w:val="32"/>
-          <w:highlight w:val="lightGray"/>
-          <w:u w:val="single"/>
-        </w:rPr>
-        <w:t xml:space="preserve"> </w:t>
-      </w:r>
-      <w:r>
-        <w:rPr>
-          <w:b/>
-          <w:color w:val="000000"/>
-          <w:sz w:val="32"/>
-          <w:highlight w:val="lightGray"/>
-          <w:u w:val="single"/>
-        </w:rPr>
-        <w:t>you’re</w:t>
-      </w:r>
-      <w:r>
-        <w:rPr>
-          <w:b/>
-          <w:color w:val="000000"/>
-          <w:spacing w:val="-4"/>
-          <w:sz w:val="32"/>
-          <w:highlight w:val="lightGray"/>
-          <w:u w:val="single"/>
-        </w:rPr>
-        <w:t xml:space="preserve"> </w:t>
-      </w:r>
-      <w:r>
-        <w:rPr>
-          <w:b/>
-          <w:color w:val="000000"/>
-          <w:sz w:val="32"/>
-          <w:highlight w:val="lightGray"/>
-          <w:u w:val="single"/>
-        </w:rPr>
-        <w:t>not</w:t>
-      </w:r>
-      <w:r>
-        <w:rPr>
-          <w:b/>
-          <w:color w:val="000000"/>
-          <w:spacing w:val="-2"/>
-          <w:sz w:val="32"/>
-          <w:highlight w:val="lightGray"/>
-          <w:u w:val="single"/>
-        </w:rPr>
-        <w:t xml:space="preserve"> </w:t>
-      </w:r>
-      <w:r>
-        <w:rPr>
-          <w:b/>
-          <w:color w:val="000000"/>
-          <w:sz w:val="32"/>
-          <w:highlight w:val="lightGray"/>
-          <w:u w:val="single"/>
-        </w:rPr>
-        <w:t>able</w:t>
-      </w:r>
-      <w:r>
-        <w:rPr>
-          <w:b/>
-          <w:color w:val="000000"/>
-          <w:spacing w:val="-4"/>
-          <w:sz w:val="32"/>
-          <w:highlight w:val="lightGray"/>
-          <w:u w:val="single"/>
-        </w:rPr>
-        <w:t xml:space="preserve"> </w:t>
-      </w:r>
-      <w:r>
-        <w:rPr>
-          <w:b/>
-          <w:color w:val="000000"/>
-          <w:sz w:val="32"/>
-          <w:highlight w:val="lightGray"/>
-          <w:u w:val="single"/>
-        </w:rPr>
-        <w:t>to</w:t>
-      </w:r>
-      <w:r>
-        <w:rPr>
-          <w:b/>
-          <w:color w:val="000000"/>
-          <w:spacing w:val="-3"/>
-          <w:sz w:val="32"/>
-          <w:highlight w:val="lightGray"/>
-          <w:u w:val="single"/>
-        </w:rPr>
-        <w:t xml:space="preserve"> </w:t>
-      </w:r>
-      <w:r>
-        <w:rPr>
-          <w:b/>
-          <w:color w:val="000000"/>
-          <w:sz w:val="32"/>
-          <w:highlight w:val="lightGray"/>
-          <w:u w:val="single"/>
-        </w:rPr>
-        <w:t>provide</w:t>
-      </w:r>
-      <w:r>
-        <w:rPr>
-          <w:b/>
-          <w:color w:val="000000"/>
-          <w:spacing w:val="-2"/>
-          <w:sz w:val="32"/>
-          <w:highlight w:val="lightGray"/>
-          <w:u w:val="single"/>
-        </w:rPr>
-        <w:t xml:space="preserve"> </w:t>
-      </w:r>
-      <w:r>
-        <w:rPr>
-          <w:b/>
-          <w:color w:val="000000"/>
-          <w:sz w:val="32"/>
-          <w:highlight w:val="lightGray"/>
-          <w:u w:val="single"/>
-        </w:rPr>
-        <w:t>the</w:t>
-      </w:r>
-      <w:r>
-        <w:rPr>
-          <w:b/>
-          <w:color w:val="000000"/>
-          <w:spacing w:val="-4"/>
-          <w:sz w:val="32"/>
-          <w:highlight w:val="lightGray"/>
-          <w:u w:val="single"/>
-        </w:rPr>
-        <w:t xml:space="preserve"> </w:t>
-      </w:r>
-      <w:proofErr w:type="gramStart"/>
-      <w:r>
-        <w:rPr>
-          <w:b/>
-          <w:color w:val="000000"/>
-          <w:sz w:val="32"/>
-          <w:highlight w:val="lightGray"/>
-          <w:u w:val="single"/>
-        </w:rPr>
-        <w:t xml:space="preserve">Project </w:t>
-      </w:r>
-      <w:r>
-        <w:rPr>
-          <w:b/>
-          <w:color w:val="000000"/>
-          <w:sz w:val="32"/>
-        </w:rPr>
-        <w:t xml:space="preserve"> </w:t>
-      </w:r>
-      <w:r>
-        <w:rPr>
-          <w:b/>
-          <w:color w:val="000000"/>
-          <w:sz w:val="32"/>
-          <w:highlight w:val="lightGray"/>
-          <w:u w:val="single"/>
-        </w:rPr>
-        <w:t>Executed</w:t>
-      </w:r>
-      <w:proofErr w:type="gramEnd"/>
-      <w:r>
-        <w:rPr>
-          <w:b/>
-          <w:color w:val="000000"/>
-          <w:sz w:val="32"/>
-          <w:highlight w:val="lightGray"/>
-          <w:u w:val="single"/>
-        </w:rPr>
-        <w:t xml:space="preserve"> Certificate</w:t>
-      </w:r>
-    </w:p>
-    <w:p>
-      <w:pPr>
         <w:pStyle w:val="BodyText"/>
         <w:spacing w:before="278"/>
         <w:rPr>
@@ -1697,15 +1366,27 @@
         </w:rPr>
         <w:t xml:space="preserve"> </w:t>
       </w:r>
-      <w:proofErr w:type="spellStart"/>
       <w:r>
         <w:rPr>
           <w:spacing w:val="-2"/>
           <w:sz w:val="28"/>
         </w:rPr>
-        <w:t>Organisation</w:t>
-      </w:r>
-      <w:proofErr w:type="spellEnd"/>
+        <w:t>Organi</w:t>
+      </w:r>
+      <w:r>
+        <w:rPr>
+          <w:spacing w:val="-2"/>
+          <w:sz w:val="28"/>
+        </w:rPr>
+        <w:t>z</w:t>
+      </w:r>
+      <w:r>
+        <w:rPr>
+          <w:spacing w:val="-2"/>
+          <w:sz w:val="28"/>
+        </w:rPr>
+        <w:t>ation</w:t>
+      </w:r>
     </w:p>
     <w:p>
       <w:pPr>
@@ -1862,192 +1543,259 @@
     </w:p>
     <w:p>
       <w:pPr>
+        <w:spacing w:line="506" w:lineRule="auto"/>
+        <w:ind w:left="1157" w:right="7786"/>
+        <w:rPr>
+          <w:spacing w:val="-2"/>
+          <w:sz w:val="28"/>
+        </w:rPr>
+      </w:pPr>
+      <w:r>
+        <w:rPr>
+          <w:sz w:val="28"/>
+        </w:rPr>
+        <w:t>Thanking</w:t>
+      </w:r>
+      <w:r>
+        <w:rPr>
+          <w:spacing w:val="-3"/>
+          <w:sz w:val="28"/>
+        </w:rPr>
+        <w:t xml:space="preserve"> </w:t>
+      </w:r>
+      <w:r>
+        <w:rPr>
+          <w:sz w:val="28"/>
+        </w:rPr>
+        <w:t>you</w:t>
+      </w:r>
+      <w:r>
+        <w:rPr>
+          <w:spacing w:val="-3"/>
+          <w:sz w:val="28"/>
+        </w:rPr>
+        <w:t xml:space="preserve"> </w:t>
+      </w:r>
+      <w:r>
+        <w:rPr>
+          <w:sz w:val="28"/>
+        </w:rPr>
+        <w:t>in</w:t>
+      </w:r>
+      <w:r>
+        <w:rPr>
+          <w:spacing w:val="-3"/>
+          <w:sz w:val="28"/>
+        </w:rPr>
+        <w:t xml:space="preserve"> </w:t>
+      </w:r>
+      <w:r>
+        <w:rPr>
+          <w:sz w:val="28"/>
+        </w:rPr>
+        <w:t>anticipation</w:t>
+      </w:r>
+      <w:r>
+        <w:rPr>
+          <w:spacing w:val="-6"/>
+          <w:sz w:val="28"/>
+        </w:rPr>
+        <w:t xml:space="preserve"> </w:t>
+      </w:r>
+      <w:r>
+        <w:rPr>
+          <w:sz w:val="28"/>
+        </w:rPr>
+        <w:t>of</w:t>
+      </w:r>
+      <w:r>
+        <w:rPr>
+          <w:spacing w:val="-4"/>
+          <w:sz w:val="28"/>
+        </w:rPr>
+        <w:t xml:space="preserve"> </w:t>
+      </w:r>
+      <w:r>
+        <w:rPr>
+          <w:sz w:val="28"/>
+        </w:rPr>
+        <w:t>your</w:t>
+      </w:r>
+      <w:r>
+        <w:rPr>
+          <w:spacing w:val="-4"/>
+          <w:sz w:val="28"/>
+        </w:rPr>
+        <w:t xml:space="preserve"> </w:t>
+      </w:r>
+      <w:r>
+        <w:rPr>
+          <w:sz w:val="28"/>
+        </w:rPr>
+        <w:t>approval</w:t>
+      </w:r>
+      <w:r>
+        <w:rPr>
+          <w:spacing w:val="-6"/>
+          <w:sz w:val="28"/>
+        </w:rPr>
+        <w:t xml:space="preserve"> </w:t>
+      </w:r>
+      <w:r>
+        <w:rPr>
+          <w:sz w:val="28"/>
+        </w:rPr>
+        <w:t>to</w:t>
+      </w:r>
+      <w:r>
+        <w:rPr>
+          <w:spacing w:val="-3"/>
+          <w:sz w:val="28"/>
+        </w:rPr>
+        <w:t xml:space="preserve"> </w:t>
+      </w:r>
+      <w:r>
+        <w:rPr>
+          <w:sz w:val="28"/>
+        </w:rPr>
+        <w:t>my</w:t>
+      </w:r>
+      <w:r>
+        <w:rPr>
+          <w:spacing w:val="-7"/>
+          <w:sz w:val="28"/>
+        </w:rPr>
+        <w:t xml:space="preserve"> </w:t>
+      </w:r>
+      <w:r>
+        <w:rPr>
+          <w:sz w:val="28"/>
+        </w:rPr>
+        <w:t xml:space="preserve">request. </w:t>
+      </w:r>
+      <w:r>
+        <w:rPr>
+          <w:spacing w:val="-2"/>
+          <w:sz w:val="28"/>
+        </w:rPr>
+        <w:t>Regards</w:t>
+      </w:r>
+      <w:r>
+        <w:rPr>
+          <w:spacing w:val="-2"/>
+          <w:sz w:val="28"/>
+        </w:rPr>
+        <w:t xml:space="preserve"> </w:t>
+      </w:r>
+    </w:p>
+    <w:p>
+      <w:pPr>
+        <w:spacing w:line="506" w:lineRule="auto"/>
+        <w:ind w:left="1157" w:right="7786"/>
+        <w:rPr>
+          <w:b/>
+          <w:sz w:val="28"/>
+        </w:rPr>
+      </w:pPr>
+      <w:r>
+        <w:rPr>
+          <w:b/>
+          <w:sz w:val="28"/>
+        </w:rPr>
+        <w:t>Student Sign:</w:t>
+      </w:r>
+      <w:r>
+        <w:rPr>
+          <w:b/>
+          <w:sz w:val="28"/>
+        </w:rPr>
+        <w:t>- Amod</w:t>
+      </w:r>
+    </w:p>
+    <w:p>
+      <w:pPr>
         <w:spacing w:line="482" w:lineRule="auto"/>
         <w:ind w:left="1157" w:right="2861"/>
         <w:rPr>
-          <w:sz w:val="28"/>
-        </w:rPr>
-      </w:pPr>
-      <w:r>
-        <w:rPr>
-          <w:sz w:val="28"/>
-        </w:rPr>
-        <w:t>Thanking</w:t>
-      </w:r>
-      <w:r>
-        <w:rPr>
-          <w:spacing w:val="-3"/>
-          <w:sz w:val="28"/>
-        </w:rPr>
-        <w:t xml:space="preserve"> </w:t>
-      </w:r>
-      <w:r>
-        <w:rPr>
-          <w:sz w:val="28"/>
-        </w:rPr>
-        <w:t>you</w:t>
-      </w:r>
-      <w:r>
-        <w:rPr>
-          <w:spacing w:val="-3"/>
-          <w:sz w:val="28"/>
-        </w:rPr>
-        <w:t xml:space="preserve"> </w:t>
-      </w:r>
-      <w:r>
-        <w:rPr>
-          <w:sz w:val="28"/>
-        </w:rPr>
-        <w:t>in</w:t>
-      </w:r>
-      <w:r>
-        <w:rPr>
-          <w:spacing w:val="-3"/>
-          <w:sz w:val="28"/>
-        </w:rPr>
-        <w:t xml:space="preserve"> </w:t>
-      </w:r>
-      <w:r>
-        <w:rPr>
-          <w:sz w:val="28"/>
-        </w:rPr>
-        <w:t>anticipation</w:t>
-      </w:r>
-      <w:r>
-        <w:rPr>
-          <w:spacing w:val="-6"/>
-          <w:sz w:val="28"/>
-        </w:rPr>
-        <w:t xml:space="preserve"> </w:t>
-      </w:r>
-      <w:r>
-        <w:rPr>
-          <w:sz w:val="28"/>
-        </w:rPr>
-        <w:t>of</w:t>
-      </w:r>
-      <w:r>
-        <w:rPr>
-          <w:spacing w:val="-4"/>
-          <w:sz w:val="28"/>
-        </w:rPr>
-        <w:t xml:space="preserve"> </w:t>
-      </w:r>
-      <w:r>
-        <w:rPr>
-          <w:sz w:val="28"/>
-        </w:rPr>
-        <w:t>your</w:t>
-      </w:r>
-      <w:r>
-        <w:rPr>
-          <w:spacing w:val="-4"/>
-          <w:sz w:val="28"/>
-        </w:rPr>
-        <w:t xml:space="preserve"> </w:t>
-      </w:r>
-      <w:r>
-        <w:rPr>
-          <w:sz w:val="28"/>
-        </w:rPr>
-        <w:t>approval</w:t>
-      </w:r>
-      <w:r>
-        <w:rPr>
-          <w:spacing w:val="-6"/>
-          <w:sz w:val="28"/>
-        </w:rPr>
-        <w:t xml:space="preserve"> </w:t>
-      </w:r>
-      <w:r>
-        <w:rPr>
-          <w:sz w:val="28"/>
-        </w:rPr>
-        <w:t>to</w:t>
-      </w:r>
-      <w:r>
-        <w:rPr>
-          <w:spacing w:val="-3"/>
-          <w:sz w:val="28"/>
-        </w:rPr>
-        <w:t xml:space="preserve"> </w:t>
-      </w:r>
-      <w:r>
-        <w:rPr>
-          <w:sz w:val="28"/>
-        </w:rPr>
-        <w:t>my</w:t>
-      </w:r>
-      <w:r>
-        <w:rPr>
-          <w:spacing w:val="-7"/>
-          <w:sz w:val="28"/>
-        </w:rPr>
-        <w:t xml:space="preserve"> </w:t>
-      </w:r>
-      <w:r>
-        <w:rPr>
-          <w:sz w:val="28"/>
-        </w:rPr>
-        <w:t xml:space="preserve">request. </w:t>
-      </w:r>
-      <w:r>
+          <w:b/>
+          <w:sz w:val="28"/>
+        </w:rPr>
+      </w:pPr>
+      <w:r>
+        <w:rPr>
+          <w:b/>
+          <w:sz w:val="28"/>
+        </w:rPr>
+        <w:t>Student</w:t>
+      </w:r>
+      <w:r>
+        <w:rPr>
+          <w:b/>
+          <w:spacing w:val="-18"/>
+          <w:sz w:val="28"/>
+        </w:rPr>
+        <w:t xml:space="preserve"> </w:t>
+      </w:r>
+      <w:r>
+        <w:rPr>
+          <w:b/>
+          <w:sz w:val="28"/>
+        </w:rPr>
+        <w:t>Name:-</w:t>
+      </w:r>
+      <w:r>
+        <w:rPr>
+          <w:b/>
+          <w:sz w:val="28"/>
+        </w:rPr>
+        <w:t>Amod Kumar Singh</w:t>
+      </w:r>
+    </w:p>
+    <w:p>
+      <w:pPr>
+        <w:spacing w:line="482" w:lineRule="auto"/>
+        <w:ind w:left="1157" w:right="2861"/>
         <w:rPr>
           <w:spacing w:val="-2"/>
           <w:sz w:val="28"/>
         </w:rPr>
-        <w:t>Regards</w:t>
-      </w:r>
-    </w:p>
-    <w:p>
-      <w:pPr>
-        <w:pStyle w:val="BodyText"/>
-        <w:spacing w:before="86"/>
-        <w:rPr>
-          <w:sz w:val="28"/>
-        </w:rPr>
-      </w:pPr>
-    </w:p>
-    <w:p>
-      <w:pPr>
-        <w:spacing w:line="506" w:lineRule="auto"/>
-        <w:ind w:left="1157" w:right="7786"/>
-        <w:rPr>
-          <w:b/>
-          <w:sz w:val="28"/>
-        </w:rPr>
-      </w:pPr>
-      <w:r>
-        <w:rPr>
-          <w:b/>
-          <w:sz w:val="28"/>
-        </w:rPr>
-        <w:t>Student Sign: - Student</w:t>
-      </w:r>
-      <w:r>
-        <w:rPr>
-          <w:b/>
-          <w:spacing w:val="-18"/>
-          <w:sz w:val="28"/>
-        </w:rPr>
-        <w:t xml:space="preserve"> </w:t>
-      </w:r>
-      <w:proofErr w:type="gramStart"/>
-      <w:r>
-        <w:rPr>
-          <w:b/>
-          <w:sz w:val="28"/>
-        </w:rPr>
-        <w:t>Name:-</w:t>
-      </w:r>
-      <w:proofErr w:type="gramEnd"/>
-      <w:r>
-        <w:rPr>
-          <w:b/>
-          <w:sz w:val="28"/>
-        </w:rPr>
-        <w:t xml:space="preserve"> Student ID:</w:t>
-      </w:r>
+      </w:pPr>
+      <w:r>
+        <w:rPr>
+          <w:b/>
+          <w:sz w:val="28"/>
+        </w:rPr>
+        <w:t>Student ID:- MIT2023E02618</w:t>
+      </w:r>
+    </w:p>
+    <w:p>
+      <w:pPr>
+        <w:spacing w:line="482" w:lineRule="auto"/>
+        <w:ind w:left="1157" w:right="2861"/>
+        <w:rPr>
+          <w:b/>
+          <w:sz w:val="28"/>
+        </w:rPr>
+      </w:pPr>
+    </w:p>
+    <w:p>
+      <w:pPr>
+        <w:spacing w:line="482" w:lineRule="auto"/>
+        <w:ind w:left="1157" w:right="2861"/>
+        <w:rPr>
+          <w:b/>
+          <w:sz w:val="28"/>
+        </w:rPr>
+      </w:pPr>
+    </w:p>
+    <w:p>
+      <w:pPr>
+        <w:spacing w:line="482" w:lineRule="auto"/>
+        <w:ind w:left="1157" w:right="2861"/>
+        <w:rPr>
+          <w:sz w:val="28"/>
+        </w:rPr>
+      </w:pPr>
     </w:p>
     <w:p>
       <w:pPr>
@@ -2144,21 +1892,27 @@
           <w:b/>
           <w:sz w:val="28"/>
         </w:rPr>
-        <w:t xml:space="preserve">“Subject Name of Project Report” </w:t>
-      </w:r>
-      <w:proofErr w:type="spellStart"/>
-      <w:r>
-        <w:rPr>
-          <w:sz w:val="28"/>
-        </w:rPr>
-        <w:t>bonafide</w:t>
-      </w:r>
-      <w:proofErr w:type="spellEnd"/>
-      <w:r>
-        <w:rPr>
-          <w:sz w:val="28"/>
-        </w:rPr>
-        <w:t xml:space="preserve"> record of the project work carried out by me during the academic</w:t>
+        <w:t>“</w:t>
+      </w:r>
+      <w:r>
+        <w:rPr>
+          <w:b/>
+          <w:sz w:val="28"/>
+        </w:rPr>
+        <w:t>Pulp Manufacturing Process in a Paper Mill</w:t>
+      </w:r>
+      <w:r>
+        <w:rPr>
+          <w:b/>
+          <w:sz w:val="28"/>
+        </w:rPr>
+        <w:t xml:space="preserve">” </w:t>
+      </w:r>
+      <w:r>
+        <w:rPr>
+          <w:sz w:val="28"/>
+        </w:rPr>
+        <w:t>bonafide record of the project work carried out by me during the academic</w:t>
       </w:r>
       <w:r>
         <w:rPr>
@@ -2178,7 +1932,28 @@
           <w:b/>
           <w:sz w:val="28"/>
         </w:rPr>
-        <w:t>20XX-202XX</w:t>
+        <w:t>20</w:t>
+      </w:r>
+      <w:r>
+        <w:rPr>
+          <w:b/>
+          <w:sz w:val="28"/>
+        </w:rPr>
+        <w:t>25</w:t>
+      </w:r>
+      <w:r>
+        <w:rPr>
+          <w:b/>
+          <w:sz w:val="28"/>
+        </w:rPr>
+        <w:t>-20</w:t>
+      </w:r>
+      <w:r>
+        <w:rPr>
+          <w:b/>
+          <w:sz w:val="28"/>
+        </w:rPr>
+        <w:t>26</w:t>
       </w:r>
       <w:r>
         <w:rPr>
@@ -2243,7 +2018,21 @@
           <w:b/>
           <w:sz w:val="28"/>
         </w:rPr>
-        <w:t xml:space="preserve">“Enrolled Course Name” </w:t>
+        <w:t>“</w:t>
+      </w:r>
+      <w:r>
+        <w:rPr>
+          <w:b/>
+          <w:sz w:val="28"/>
+        </w:rPr>
+        <w:t>Operational Management</w:t>
+      </w:r>
+      <w:r>
+        <w:rPr>
+          <w:b/>
+          <w:sz w:val="28"/>
+        </w:rPr>
+        <w:t xml:space="preserve">” </w:t>
       </w:r>
       <w:r>
         <w:rPr>
@@ -2486,7 +2275,6 @@
           <w:sz w:val="28"/>
         </w:rPr>
       </w:pPr>
-      <w:proofErr w:type="gramStart"/>
       <w:r>
         <w:rPr>
           <w:b/>
@@ -2495,7 +2283,14 @@
         </w:rPr>
         <w:t>Sign:-</w:t>
       </w:r>
-      <w:proofErr w:type="gramEnd"/>
+      <w:r>
+        <w:rPr>
+          <w:b/>
+          <w:spacing w:val="-2"/>
+          <w:sz w:val="28"/>
+        </w:rPr>
+        <w:t>Amod</w:t>
+      </w:r>
     </w:p>
     <w:p>
       <w:pPr>
@@ -2515,7 +2310,6 @@
           <w:sz w:val="28"/>
         </w:rPr>
       </w:pPr>
-      <w:proofErr w:type="gramStart"/>
       <w:r>
         <w:rPr>
           <w:b/>
@@ -2524,7 +2318,14 @@
         </w:rPr>
         <w:t>Name:-</w:t>
       </w:r>
-      <w:proofErr w:type="gramEnd"/>
+      <w:r>
+        <w:rPr>
+          <w:b/>
+          <w:spacing w:val="-2"/>
+          <w:sz w:val="28"/>
+        </w:rPr>
+        <w:t>Amod Kumar Singh</w:t>
+      </w:r>
     </w:p>
     <w:p>
       <w:pPr>
@@ -2589,10 +2390,10 @@
       <w:r>
         <w:rPr>
           <w:b/>
-          <w:sz w:val="28"/>
-          <w:u w:val="single"/>
-        </w:rPr>
-        <w:tab/>
+          <w:spacing w:val="-2"/>
+          <w:sz w:val="28"/>
+        </w:rPr>
+        <w:t>3E02618</w:t>
       </w:r>
     </w:p>
     <w:p>
@@ -3071,21 +2872,7 @@
         <w:rPr>
           <w:sz w:val="28"/>
         </w:rPr>
-        <w:t xml:space="preserve">At </w:t>
-      </w:r>
-      <w:proofErr w:type="gramStart"/>
-      <w:r>
-        <w:rPr>
-          <w:sz w:val="28"/>
-        </w:rPr>
-        <w:t>last</w:t>
-      </w:r>
-      <w:proofErr w:type="gramEnd"/>
-      <w:r>
-        <w:rPr>
-          <w:sz w:val="28"/>
-        </w:rPr>
-        <w:t xml:space="preserve"> but not least, I am thankful to my Family and Friends for their moral support, endurance and encouragement during the course of the project.</w:t>
+        <w:t>At last but not least, I am thankful to my Family and Friends for their moral support, endurance and encouragement during the course of the project.</w:t>
       </w:r>
     </w:p>
     <w:p>
@@ -3146,7 +2933,6 @@
           <w:sz w:val="28"/>
         </w:rPr>
       </w:pPr>
-      <w:proofErr w:type="gramStart"/>
       <w:r>
         <w:rPr>
           <w:b/>
@@ -3155,7 +2941,14 @@
         </w:rPr>
         <w:t>Sign:-</w:t>
       </w:r>
-      <w:proofErr w:type="gramEnd"/>
+      <w:r>
+        <w:rPr>
+          <w:b/>
+          <w:spacing w:val="-2"/>
+          <w:sz w:val="28"/>
+        </w:rPr>
+        <w:t>Amod</w:t>
+      </w:r>
     </w:p>
     <w:p>
       <w:pPr>
@@ -3175,7 +2968,6 @@
           <w:sz w:val="28"/>
         </w:rPr>
       </w:pPr>
-      <w:proofErr w:type="gramStart"/>
       <w:r>
         <w:rPr>
           <w:b/>
@@ -3184,7 +2976,14 @@
         </w:rPr>
         <w:t>Name:-</w:t>
       </w:r>
-      <w:proofErr w:type="gramEnd"/>
+      <w:r>
+        <w:rPr>
+          <w:b/>
+          <w:spacing w:val="-2"/>
+          <w:sz w:val="28"/>
+        </w:rPr>
+        <w:t>Amod Kumar Singh</w:t>
+      </w:r>
     </w:p>
     <w:p>
       <w:pPr>
@@ -3248,10 +3047,10 @@
       <w:r>
         <w:rPr>
           <w:b/>
-          <w:sz w:val="28"/>
-          <w:u w:val="single"/>
-        </w:rPr>
-        <w:tab/>
+          <w:spacing w:val="-2"/>
+          <w:sz w:val="28"/>
+        </w:rPr>
+        <w:t>3E02618</w:t>
       </w:r>
     </w:p>
     <w:p>
@@ -5132,14 +4931,6 @@
     <w:p>
       <w:pPr>
         <w:pStyle w:val="BodyText"/>
-        <w:rPr>
-          <w:b/>
-        </w:rPr>
-      </w:pPr>
-    </w:p>
-    <w:p>
-      <w:pPr>
-        <w:pStyle w:val="BodyText"/>
         <w:spacing w:before="90"/>
         <w:rPr>
           <w:b/>
@@ -6521,15 +6312,7 @@
         <w:t xml:space="preserve"> </w:t>
       </w:r>
       <w:r>
-        <w:t xml:space="preserve">of a century, Maharashtra Academy of Engineering Education and Research (MAEER)’s MIT Group of Institutions has helped realize the dreams and aspirations of thousands of students. The group has spread its wings across Maharashtra with campuses in Kothrud, Alandi, and Loni- Kalbhor within Pune, along with Latur, Talegaon, </w:t>
-      </w:r>
-      <w:proofErr w:type="spellStart"/>
-      <w:r>
-        <w:t>Ambejogai</w:t>
-      </w:r>
-      <w:proofErr w:type="spellEnd"/>
-      <w:r>
-        <w:t>, and Pandharpur.</w:t>
+        <w:t>of a century, Maharashtra Academy of Engineering Education and Research (MAEER)’s MIT Group of Institutions has helped realize the dreams and aspirations of thousands of students. The group has spread its wings across Maharashtra with campuses in Kothrud, Alandi, and Loni- Kalbhor within Pune, along with Latur, Talegaon, Ambejogai, and Pandharpur.</w:t>
       </w:r>
     </w:p>
     <w:p>
@@ -6745,17 +6528,13 @@
         <w:t xml:space="preserve"> </w:t>
       </w:r>
       <w:r>
-        <w:t>on “</w:t>
+        <w:t xml:space="preserve">on </w:t>
       </w:r>
       <w:r>
         <w:rPr>
           <w:color w:val="000000"/>
-          <w:highlight w:val="lightGray"/>
         </w:rPr>
         <w:t>Pulp Manufacturing Process in a Paper Mill</w:t>
-      </w:r>
-      <w:r>
-        <w:t>”</w:t>
       </w:r>
       <w:r>
         <w:rPr>
@@ -10011,7 +9790,13 @@
         <w:rPr>
           <w:u w:val="thick"/>
         </w:rPr>
-        <w:t>IFACTURING PROCESS</w:t>
+        <w:t>U</w:t>
+      </w:r>
+      <w:r>
+        <w:rPr>
+          <w:u w:val="thick"/>
+        </w:rPr>
+        <w:t>FACTURING PROCESS</w:t>
       </w:r>
     </w:p>
     <w:p>
@@ -10022,14 +9807,21 @@
         <w:jc w:val="both"/>
       </w:pPr>
       <w:r>
-        <w:t xml:space="preserve">The project titled </w:t>
+        <w:t>The project titled</w:t>
       </w:r>
       <w:r>
         <w:rPr>
           <w:b/>
           <w:bCs/>
         </w:rPr>
-        <w:t>“Modern Developments in Pulp Manufacturing Industry”</w:t>
+        <w:t xml:space="preserve"> Pulp Manufacturing Industr</w:t>
+      </w:r>
+      <w:r>
+        <w:rPr>
+          <w:b/>
+          <w:bCs/>
+        </w:rPr>
+        <w:t>y</w:t>
       </w:r>
       <w:r>
         <w:t xml:space="preserve"> focuses on understanding the technological advancements, operational improvements, and sustainability practices that have transformed the pulp manufacturing sector in recent decades. With rapid industrial growth and increasing environmental awareness, the pulp industry has evolved from traditional production methods to highly automated and technologically advanced systems. This introduction provides an overview of modern pulp manufacturing, highlighting its key concepts, developments, benefits, and overall impact on the industry.</w:t>
@@ -10782,6 +10574,13 @@
         </w:rPr>
         <w:t>WHAT IS MODERN PULP MANUFACTURING</w:t>
       </w:r>
+      <w:r>
+        <w:rPr>
+          <w:spacing w:val="-4"/>
+          <w:u w:val="thick"/>
+        </w:rPr>
+        <w:t>?</w:t>
+      </w:r>
     </w:p>
     <w:p>
       <w:pPr>
@@ -11299,21 +11098,6 @@
           <w:pgMar w:top="1400" w:right="0" w:bottom="920" w:left="283" w:header="773" w:footer="712" w:gutter="0"/>
           <w:cols w:space="720"/>
         </w:sectPr>
-      </w:pPr>
-    </w:p>
-    <w:p>
-      <w:pPr>
-        <w:pStyle w:val="BodyText"/>
-      </w:pPr>
-    </w:p>
-    <w:p>
-      <w:pPr>
-        <w:pStyle w:val="BodyText"/>
-      </w:pPr>
-    </w:p>
-    <w:p>
-      <w:pPr>
-        <w:pStyle w:val="BodyText"/>
       </w:pPr>
     </w:p>
     <w:p>
@@ -11509,18 +11293,21 @@
         <w:jc w:val="both"/>
       </w:pPr>
       <w:r>
+        <w:t xml:space="preserve">Next, the pulp flows into the </w:t>
+      </w:r>
+      <w:r>
+        <w:rPr>
+          <w:b/>
+          <w:bCs/>
+        </w:rPr>
+        <w:t>deaerator</w:t>
+      </w:r>
+      <w:r>
+        <w:t xml:space="preserve">, where trapped air bubbles are removed. Removing air is essential because air pockets can affect sheet formation and reduce paper strength. The pulp </w:t>
+      </w:r>
+      <w:r>
         <w:lastRenderedPageBreak/>
-        <w:t xml:space="preserve">Next, the pulp flows into the </w:t>
-      </w:r>
-      <w:r>
-        <w:rPr>
-          <w:b/>
-          <w:bCs/>
-        </w:rPr>
-        <w:t>deaerator</w:t>
-      </w:r>
-      <w:r>
-        <w:t xml:space="preserve">, where trapped air bubbles are removed. Removing air is essential because air pockets can affect sheet formation and reduce paper strength. The pulp then undergoes </w:t>
+        <w:t xml:space="preserve">then undergoes </w:t>
       </w:r>
       <w:r>
         <w:rPr>
@@ -11572,15 +11359,7 @@
         <w:t>forming wires</w:t>
       </w:r>
       <w:r>
-        <w:t xml:space="preserve">, where water begins to drain and fibers start bonding together to form a continuous paper sheet. Excess water removed during this stage is collected and reused through the </w:t>
-      </w:r>
-      <w:proofErr w:type="gramStart"/>
-      <w:r>
-        <w:t>white water</w:t>
-      </w:r>
-      <w:proofErr w:type="gramEnd"/>
-      <w:r>
-        <w:t xml:space="preserve"> system, improving resource efficiency.</w:t>
+        <w:t>, where water begins to drain and fibers start bonding together to form a continuous paper sheet. Excess water removed during this stage is collected and reused through the white water system, improving resource efficiency.</w:t>
       </w:r>
     </w:p>
     <w:p>
@@ -11674,14 +11453,7 @@
           <w:spacing w:val="-2"/>
           <w:u w:val="none"/>
         </w:rPr>
-        <w:t xml:space="preserve">PULP MANUFACTURING PROCESS </w:t>
-      </w:r>
-      <w:r>
-        <w:rPr>
-          <w:spacing w:val="-2"/>
-          <w:u w:val="none"/>
-        </w:rPr>
-        <w:t xml:space="preserve"> </w:t>
+        <w:t xml:space="preserve">PULP MANUFACTURING PROCESS  </w:t>
       </w:r>
       <w:r>
         <w:rPr>
@@ -15126,16 +14898,15 @@
           <w:bCs/>
           <w:sz w:val="20"/>
         </w:rPr>
-        <w:t xml:space="preserve">Fig </w:t>
-      </w:r>
-      <w:proofErr w:type="gramStart"/>
+        <w:t>Fig 1.</w:t>
+      </w:r>
       <w:r>
         <w:rPr>
           <w:b/>
           <w:bCs/>
           <w:sz w:val="20"/>
         </w:rPr>
-        <w:t>1.</w:t>
+        <w:t xml:space="preserve">4  </w:t>
       </w:r>
       <w:r>
         <w:rPr>
@@ -15143,32 +14914,7 @@
           <w:bCs/>
           <w:sz w:val="20"/>
         </w:rPr>
-        <w:t>4</w:t>
-      </w:r>
-      <w:r>
-        <w:rPr>
-          <w:b/>
-          <w:bCs/>
-          <w:sz w:val="20"/>
-        </w:rPr>
-        <w:t xml:space="preserve">  </w:t>
-      </w:r>
-      <w:r>
-        <w:rPr>
-          <w:b/>
-          <w:bCs/>
-          <w:sz w:val="20"/>
-        </w:rPr>
-        <w:t>Waste</w:t>
-      </w:r>
-      <w:proofErr w:type="gramEnd"/>
-      <w:r>
-        <w:rPr>
-          <w:b/>
-          <w:bCs/>
-          <w:sz w:val="20"/>
-        </w:rPr>
-        <w:t xml:space="preserve"> Management Methods</w:t>
+        <w:t>Waste Management Methods</w:t>
       </w:r>
     </w:p>
     <w:p>
@@ -15308,37 +15054,21 @@
           <w:b/>
           <w:bCs/>
         </w:rPr>
-        <w:t xml:space="preserve">Fig </w:t>
-      </w:r>
-      <w:proofErr w:type="gramStart"/>
+        <w:t>Fig 1.</w:t>
+      </w:r>
       <w:r>
         <w:rPr>
           <w:b/>
           <w:bCs/>
         </w:rPr>
-        <w:t>1.</w:t>
+        <w:t>5</w:t>
       </w:r>
       <w:r>
         <w:rPr>
           <w:b/>
           <w:bCs/>
         </w:rPr>
-        <w:t>5</w:t>
-      </w:r>
-      <w:r>
-        <w:rPr>
-          <w:b/>
-          <w:bCs/>
-        </w:rPr>
-        <w:t xml:space="preserve">  Energy</w:t>
-      </w:r>
-      <w:proofErr w:type="gramEnd"/>
-      <w:r>
-        <w:rPr>
-          <w:b/>
-          <w:bCs/>
-        </w:rPr>
-        <w:t xml:space="preserve"> Source Utilization</w:t>
+        <w:t xml:space="preserve">  Energy Source Utilization</w:t>
       </w:r>
     </w:p>
     <w:p>
@@ -15929,28 +15659,7 @@
           <w:b/>
           <w:bCs/>
         </w:rPr>
-        <w:t>Fig 1.</w:t>
-      </w:r>
-      <w:r>
-        <w:rPr>
-          <w:b/>
-          <w:bCs/>
-        </w:rPr>
-        <w:t>8</w:t>
-      </w:r>
-      <w:r>
-        <w:rPr>
-          <w:b/>
-          <w:bCs/>
-        </w:rPr>
-        <w:t xml:space="preserve"> </w:t>
-      </w:r>
-      <w:r>
-        <w:rPr>
-          <w:b/>
-          <w:bCs/>
-        </w:rPr>
-        <w:t>AI in Pulp and Paper Industry</w:t>
+        <w:t>Fig 1.8 AI in Pulp and Paper Industry</w:t>
       </w:r>
     </w:p>
     <w:p>
@@ -16220,15 +15929,7 @@
           <w:bCs/>
           <w:noProof/>
         </w:rPr>
-        <w:t xml:space="preserve"> </w:t>
-      </w:r>
-      <w:r>
-        <w:rPr>
-          <w:b/>
-          <w:bCs/>
-          <w:noProof/>
-        </w:rPr>
-        <w:t>Global Pulp and Paper Market Size</w:t>
+        <w:t xml:space="preserve"> Global Pulp and Paper Market Size</w:t>
       </w:r>
     </w:p>
     <w:p>
@@ -16393,21 +16094,12 @@
         </w:rPr>
         <w:tab/>
       </w:r>
-      <w:proofErr w:type="gramStart"/>
       <w:r>
         <w:rPr>
           <w:b/>
           <w:bCs/>
         </w:rPr>
-        <w:t>Fig  2.0</w:t>
-      </w:r>
-      <w:proofErr w:type="gramEnd"/>
-      <w:r>
-        <w:rPr>
-          <w:b/>
-          <w:bCs/>
-        </w:rPr>
-        <w:t xml:space="preserve"> Eight Main Causes of Downtime in M</w:t>
+        <w:t>Fig  2.0 Eight Main Causes of Downtime in M</w:t>
       </w:r>
       <w:r>
         <w:rPr>
@@ -16577,7 +16269,6 @@
         <w:tab/>
         <w:t xml:space="preserve">                         </w:t>
       </w:r>
-      <w:proofErr w:type="gramStart"/>
       <w:r>
         <w:rPr>
           <w:b/>
@@ -16592,7 +16283,6 @@
         </w:rPr>
         <w:tab/>
       </w:r>
-      <w:proofErr w:type="gramEnd"/>
       <w:r>
         <w:rPr>
           <w:b/>
@@ -16600,7 +16290,6 @@
         </w:rPr>
         <w:t>2.</w:t>
       </w:r>
-      <w:proofErr w:type="gramStart"/>
       <w:r>
         <w:rPr>
           <w:b/>
@@ -16620,15 +16309,7 @@
           <w:b/>
           <w:bCs/>
         </w:rPr>
-        <w:t>Global</w:t>
-      </w:r>
-      <w:proofErr w:type="gramEnd"/>
-      <w:r>
-        <w:rPr>
-          <w:b/>
-          <w:bCs/>
-        </w:rPr>
-        <w:t xml:space="preserve"> Pulp Production</w:t>
+        <w:t>Global Pulp Production</w:t>
       </w:r>
     </w:p>
     <w:p>
@@ -17452,23 +17133,7 @@
           <w:b/>
           <w:bCs/>
         </w:rPr>
-        <w:t xml:space="preserve">   Fig 2.6 Lifecycle </w:t>
-      </w:r>
-      <w:proofErr w:type="gramStart"/>
-      <w:r>
-        <w:rPr>
-          <w:b/>
-          <w:bCs/>
-        </w:rPr>
-        <w:t>of  Paper</w:t>
-      </w:r>
-      <w:proofErr w:type="gramEnd"/>
-      <w:r>
-        <w:rPr>
-          <w:b/>
-          <w:bCs/>
-        </w:rPr>
-        <w:t xml:space="preserve"> mill  </w:t>
+        <w:t xml:space="preserve">   Fig 2.6 Lifecycle of  Paper mill  </w:t>
       </w:r>
     </w:p>
     <w:p>
@@ -18515,37 +18180,12 @@
           <w:spacing w:val="-2"/>
         </w:rPr>
       </w:pPr>
-      <w:proofErr w:type="spellStart"/>
       <w:r>
         <w:rPr>
           <w:b/>
           <w:bCs/>
         </w:rPr>
-        <w:t>Gullichsen</w:t>
-      </w:r>
-      <w:proofErr w:type="spellEnd"/>
-      <w:r>
-        <w:rPr>
-          <w:b/>
-          <w:bCs/>
-        </w:rPr>
-        <w:t xml:space="preserve"> and </w:t>
-      </w:r>
-      <w:proofErr w:type="spellStart"/>
-      <w:r>
-        <w:rPr>
-          <w:b/>
-          <w:bCs/>
-        </w:rPr>
-        <w:t>Fogelholm</w:t>
-      </w:r>
-      <w:proofErr w:type="spellEnd"/>
-      <w:r>
-        <w:rPr>
-          <w:b/>
-          <w:bCs/>
-        </w:rPr>
-        <w:t xml:space="preserve"> (2000)</w:t>
+        <w:t>Gullichsen and Fogelholm (2000)</w:t>
       </w:r>
       <w:r>
         <w:rPr>
@@ -19317,8 +18957,6 @@
       </w:r>
       <w:r>
         <w:tab/>
-      </w:r>
-      <w:r>
         <w:t xml:space="preserve"> </w:t>
       </w:r>
       <w:r>
@@ -19389,14 +19027,7 @@
           <w:sz w:val="22"/>
           <w:szCs w:val="22"/>
         </w:rPr>
-        <w:t xml:space="preserve"> </w:t>
-      </w:r>
-      <w:r>
-        <w:rPr>
-          <w:sz w:val="22"/>
-          <w:szCs w:val="22"/>
-        </w:rPr>
-        <w:t>Cleaning &amp; Screening</w:t>
+        <w:t xml:space="preserve"> Cleaning &amp; Screening</w:t>
       </w:r>
     </w:p>
     <w:p>
@@ -19438,13 +19069,8 @@
         </w:numPr>
       </w:pPr>
       <w:r>
-        <w:t xml:space="preserve">Does the Industry Use Recycling </w:t>
-      </w:r>
-      <w:proofErr w:type="gramStart"/>
-      <w:r>
-        <w:t>Systems?:</w:t>
-      </w:r>
-      <w:proofErr w:type="gramEnd"/>
+        <w:t>Does the Industry Use Recycling Systems?:</w:t>
+      </w:r>
     </w:p>
     <w:p>
       <w:pPr>
@@ -20241,14 +19867,7 @@
           <w:spacing w:val="-10"/>
           <w:sz w:val="24"/>
         </w:rPr>
-        <w:t>17)</w:t>
-      </w:r>
-      <w:r>
-        <w:rPr>
-          <w:spacing w:val="-10"/>
-          <w:sz w:val="24"/>
-        </w:rPr>
-        <w:t>Main Products Produced from Pulp:</w:t>
+        <w:t>17)Main Products Produced from Pulp:</w:t>
       </w:r>
     </w:p>
     <w:p>
@@ -20406,14 +20025,7 @@
           <w:spacing w:val="-10"/>
           <w:sz w:val="24"/>
         </w:rPr>
-        <w:t xml:space="preserve">                        </w:t>
-      </w:r>
-      <w:r>
-        <w:rPr>
-          <w:spacing w:val="-10"/>
-          <w:sz w:val="24"/>
-        </w:rPr>
-        <w:t xml:space="preserve">  </w:t>
+        <w:t xml:space="preserve">                          </w:t>
       </w:r>
       <w:r>
         <w:rPr>
@@ -20526,14 +20138,7 @@
           <w:spacing w:val="-5"/>
           <w:sz w:val="24"/>
         </w:rPr>
-        <w:t xml:space="preserve"> </w:t>
-      </w:r>
-      <w:r>
-        <w:rPr>
-          <w:spacing w:val="-5"/>
-          <w:sz w:val="24"/>
-        </w:rPr>
-        <w:t>Low</w:t>
+        <w:t xml:space="preserve"> Low</w:t>
       </w:r>
     </w:p>
     <w:p>
@@ -20735,21 +20340,8 @@
         <w:pStyle w:val="BodyText"/>
         <w:ind w:left="1135" w:right="1454" w:hanging="3"/>
       </w:pPr>
-      <w:proofErr w:type="spellStart"/>
-      <w:r>
-        <w:t>Gullichsen</w:t>
-      </w:r>
-      <w:proofErr w:type="spellEnd"/>
-      <w:r>
-        <w:t xml:space="preserve">, J., &amp; </w:t>
-      </w:r>
-      <w:proofErr w:type="spellStart"/>
-      <w:r>
-        <w:t>Fogelholm</w:t>
-      </w:r>
-      <w:proofErr w:type="spellEnd"/>
-      <w:r>
-        <w:t xml:space="preserve">, C. J. (2000). </w:t>
+      <w:r>
+        <w:t xml:space="preserve">Gullichsen, J., &amp; Fogelholm, C. J. (2000). </w:t>
       </w:r>
       <w:r>
         <w:rPr>
@@ -20997,16 +20589,8 @@
           <w:rPr>
             <w:rStyle w:val="Hyperlink"/>
           </w:rPr>
-          <w:t xml:space="preserve">Pulp and Paper Resources on the Web | </w:t>
+          <w:t>Pulp and Paper Resources on the Web | PaperonWeb</w:t>
         </w:r>
-        <w:proofErr w:type="spellStart"/>
-        <w:r>
-          <w:rPr>
-            <w:rStyle w:val="Hyperlink"/>
-          </w:rPr>
-          <w:t>PaperonWeb</w:t>
-        </w:r>
-        <w:proofErr w:type="spellEnd"/>
       </w:hyperlink>
     </w:p>
     <w:p>
@@ -21415,7 +20999,7 @@
         </mc:Choice>
         <mc:Fallback>
           <w:pict>
-            <v:group w14:anchorId="1FA084FC" id="Group 2" o:spid="_x0000_s1026" style="position:absolute;margin-left:0;margin-top:796pt;width:595.3pt;height:45.9pt;z-index:-16354816;mso-wrap-distance-left:0;mso-wrap-distance-right:0;mso-position-horizontal-relative:page;mso-position-vertical-relative:page" coordsize="75603,5829" o:gfxdata="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">
+            <v:group w14:anchorId="302BE656" id="Group 2" o:spid="_x0000_s1026" style="position:absolute;margin-left:0;margin-top:796pt;width:595.3pt;height:45.9pt;z-index:-16354816;mso-wrap-distance-left:0;mso-wrap-distance-right:0;mso-position-horizontal-relative:page;mso-position-vertical-relative:page" coordsize="75603,5829" o:gfxdata="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">
               <v:shape id="Graphic 3" o:spid="_x0000_s1027" style="position:absolute;width:75603;height:5829;visibility:visible;mso-wrap-style:square;v-text-anchor:top" coordsize="7560309,582930" o:gfxdata="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" path="m7560309,r-67944,45084l7459980,77469r-27940,36830l7409180,154939r-16510,43815l7382509,245109r-3809,48895l7382509,342899r10161,46355l7409180,433069r22860,40640l7459980,510538r32385,32385l7526020,568324,,568324r,14605l7560309,582929,7560309,xe" fillcolor="#f6762b" stroked="f">
                 <v:fill opacity="59624f"/>
                 <v:path arrowok="t"/>
@@ -26577,6 +26161,54 @@
       <w:szCs w:val="24"/>
     </w:rPr>
   </w:style>
+  <w:style w:type="paragraph" w:styleId="Header">
+    <w:name w:val="header"/>
+    <w:basedOn w:val="Normal"/>
+    <w:link w:val="HeaderChar"/>
+    <w:uiPriority w:val="99"/>
+    <w:unhideWhenUsed/>
+    <w:rsid w:val="00FF399B"/>
+    <w:pPr>
+      <w:tabs>
+        <w:tab w:val="center" w:pos="4680"/>
+        <w:tab w:val="right" w:pos="9360"/>
+      </w:tabs>
+    </w:pPr>
+  </w:style>
+  <w:style w:type="character" w:customStyle="1" w:styleId="HeaderChar">
+    <w:name w:val="Header Char"/>
+    <w:basedOn w:val="DefaultParagraphFont"/>
+    <w:link w:val="Header"/>
+    <w:uiPriority w:val="99"/>
+    <w:rsid w:val="00FF399B"/>
+    <w:rPr>
+      <w:rFonts w:ascii="Times New Roman" w:eastAsia="Times New Roman" w:hAnsi="Times New Roman" w:cs="Times New Roman"/>
+    </w:rPr>
+  </w:style>
+  <w:style w:type="paragraph" w:styleId="Footer">
+    <w:name w:val="footer"/>
+    <w:basedOn w:val="Normal"/>
+    <w:link w:val="FooterChar"/>
+    <w:uiPriority w:val="99"/>
+    <w:unhideWhenUsed/>
+    <w:rsid w:val="00FF399B"/>
+    <w:pPr>
+      <w:tabs>
+        <w:tab w:val="center" w:pos="4680"/>
+        <w:tab w:val="right" w:pos="9360"/>
+      </w:tabs>
+    </w:pPr>
+  </w:style>
+  <w:style w:type="character" w:customStyle="1" w:styleId="FooterChar">
+    <w:name w:val="Footer Char"/>
+    <w:basedOn w:val="DefaultParagraphFont"/>
+    <w:link w:val="Footer"/>
+    <w:uiPriority w:val="99"/>
+    <w:rsid w:val="00FF399B"/>
+    <w:rPr>
+      <w:rFonts w:ascii="Times New Roman" w:eastAsia="Times New Roman" w:hAnsi="Times New Roman" w:cs="Times New Roman"/>
+    </w:rPr>
+  </w:style>
 </w:styles>
 </file>
 
